--- a/дз13/Домашнее задание №13 КручининС.В..docx
+++ b/дз13/Домашнее задание №13 КручининС.В..docx
@@ -9,6 +9,15 @@
           <w:sz w:val="24"/>
         </w:rPr>
         <w:t>Кручинин С.В.  Домашнее задание №13</w:t>
+      </w:r>
+    </w:p>
+    <w:p>
+      <w:r>
+        <w:rPr>
+          <w:rFonts w:ascii="Times New Roman" w:hAnsi="Times New Roman" w:eastAsia="Times New Roman"/>
+          <w:sz w:val="24"/>
+        </w:rPr>
+        <w:t>Урок 25.</w:t>
       </w:r>
     </w:p>
     <w:p>
@@ -293,6 +302,15 @@
             </a:graphic>
           </wp:inline>
         </w:drawing>
+      </w:r>
+    </w:p>
+    <w:p>
+      <w:r>
+        <w:rPr>
+          <w:rFonts w:ascii="Times New Roman" w:hAnsi="Times New Roman" w:eastAsia="Times New Roman"/>
+          <w:sz w:val="24"/>
+        </w:rPr>
+        <w:t>Ссылка на блокнот: https://github.com/ubersk-debug/pg-kruchinin/blob/master/дз13/dz13_matplotlib.ipynb</w:t>
       </w:r>
     </w:p>
     <w:sectPr>
